--- a/docs/习得-结项报告.docx
+++ b/docs/习得-结项报告.docx
@@ -202,7 +202,7 @@
           <w:color w:val="18191C"/>
           <w:sz w:val="20"/>
         </w:rPr>
-        <w:t>华为云 ECS/HTTPS、RDS、Redis、OBS、MaaS 真实资源未接；</w:t>
+        <w:t>华为云 ECS/HTTPS、RDS、Redis、OBS 真实资源未接；AI 模型可用 DeepSeek 或华为 MaaS。</w:t>
       </w:r>
     </w:p>
     <w:p>
@@ -1691,7 +1691,7 @@
                 <w:color w:val="18191C"/>
                 <w:sz w:val="18"/>
               </w:rPr>
-              <w:t>MaaS</w:t>
+              <w:t>AI 模型</w:t>
             </w:r>
           </w:p>
         </w:tc>
@@ -1711,7 +1711,7 @@
                 <w:color w:val="18191C"/>
                 <w:sz w:val="18"/>
               </w:rPr>
-              <w:t>Base URL + 模型 + Key，在 /admin/ai 填</w:t>
+              <w:t>任意 OpenAI 兼容（DeepSeek / 华为 MaaS）的 Base URL + 模型 + Key，在 /admin/ai 填</w:t>
             </w:r>
           </w:p>
         </w:tc>
@@ -2034,7 +2034,7 @@
           <w:color w:val="18191C"/>
           <w:sz w:val="20"/>
         </w:rPr>
-        <w:t>未配 MaaS Key 时，接棒排序仍是规则 + 反馈权重，AI 重排不生效。</w:t>
+        <w:t>未配 AI Key（DeepSeek / 华为 MaaS 均可）时，接棒排序仍是规则 + 反馈权重，AI 重排不生效。</w:t>
       </w:r>
     </w:p>
     <w:p/>
@@ -2064,7 +2064,7 @@
           <w:color w:val="18191C"/>
           <w:sz w:val="20"/>
         </w:rPr>
-        <w:t>在 /admin/ai 填 MaaS Base URL、模型、Key，点测试；</w:t>
+        <w:t>在 /admin/ai 填 DeepSeek（或华为 MaaS）的 Base URL、模型、Key，点测试；</w:t>
       </w:r>
     </w:p>
     <w:p>

--- a/docs/习得-结项报告.docx
+++ b/docs/习得-结项报告.docx
@@ -1070,6 +1070,80 @@
           <w:sz w:val="20"/>
         </w:rPr>
         <w:t>产物：entry-default-unsigned.hap（约 483 KB）。</w:t>
+      </w:r>
+    </w:p>
+    <w:p>
+      <w:pPr>
+        <w:spacing w:after="80" w:line="324" w:lineRule="auto"/>
+      </w:pPr>
+      <w:r>
+        <w:rPr>
+          <w:rFonts w:ascii="微软雅黑" w:hAnsi="微软雅黑" w:eastAsia="微软雅黑"/>
+          <w:b/>
+          <w:color w:val="18191C"/>
+          <w:sz w:val="24"/>
+        </w:rPr>
+        <w:t>5. 视觉与退出登录</w:t>
+      </w:r>
+    </w:p>
+    <w:p>
+      <w:pPr>
+        <w:pStyle w:val="ListBullet"/>
+        <w:spacing w:after="40"/>
+      </w:pPr>
+      <w:r>
+        <w:rPr>
+          <w:rFonts w:ascii="微软雅黑" w:hAnsi="微软雅黑" w:eastAsia="微软雅黑"/>
+          <w:b w:val="0"/>
+          <w:color w:val="18191C"/>
+          <w:sz w:val="20"/>
+        </w:rPr>
+        <w:t>全站改为暖纸 #F4EFE4 + 墨绿 #1F3B2E + 陶土 #B05A35；</w:t>
+      </w:r>
+    </w:p>
+    <w:p>
+      <w:pPr>
+        <w:pStyle w:val="ListBullet"/>
+        <w:spacing w:after="40"/>
+      </w:pPr>
+      <w:r>
+        <w:rPr>
+          <w:rFonts w:ascii="微软雅黑" w:hAnsi="微软雅黑" w:eastAsia="微软雅黑"/>
+          <w:b w:val="0"/>
+          <w:color w:val="18191C"/>
+          <w:sz w:val="20"/>
+        </w:rPr>
+        <w:t>衬线标题、细线分隔，去掉渐变/发光/玻璃拟态；</w:t>
+      </w:r>
+    </w:p>
+    <w:p>
+      <w:pPr>
+        <w:pStyle w:val="ListBullet"/>
+        <w:spacing w:after="40"/>
+      </w:pPr>
+      <w:r>
+        <w:rPr>
+          <w:rFonts w:ascii="微软雅黑" w:hAnsi="微软雅黑" w:eastAsia="微软雅黑"/>
+          <w:b w:val="0"/>
+          <w:color w:val="18191C"/>
+          <w:sz w:val="20"/>
+        </w:rPr>
+        <w:t>桌面顶栏增加「退出」，移动端「我的」页增加「退出登录」；</w:t>
+      </w:r>
+    </w:p>
+    <w:p>
+      <w:pPr>
+        <w:pStyle w:val="ListBullet"/>
+        <w:spacing w:after="40"/>
+      </w:pPr>
+      <w:r>
+        <w:rPr>
+          <w:rFonts w:ascii="微软雅黑" w:hAnsi="微软雅黑" w:eastAsia="微软雅黑"/>
+          <w:b w:val="0"/>
+          <w:color w:val="18191C"/>
+          <w:sz w:val="20"/>
+        </w:rPr>
+        <w:t>样式集中在 static/css/editorial.css，只覆盖视觉，不改业务。</w:t>
       </w:r>
     </w:p>
     <w:p/>

--- a/docs/习得-结项报告.docx
+++ b/docs/习得-结项报告.docx
@@ -1098,7 +1098,7 @@
           <w:color w:val="18191C"/>
           <w:sz w:val="20"/>
         </w:rPr>
-        <w:t>全站改为暖纸 #F4EFE4 + 墨绿 #1F3B2E + 陶土 #B05A35；</w:t>
+        <w:t>保留原布局与页面结构，只改颜色、字体、边框、阴影；</w:t>
       </w:r>
     </w:p>
     <w:p>
@@ -1113,7 +1113,22 @@
           <w:color w:val="18191C"/>
           <w:sz w:val="20"/>
         </w:rPr>
-        <w:t>衬线标题、细线分隔，去掉渐变/发光/玻璃拟态；</w:t>
+        <w:t>冷灰蓝底 + 深海军蓝 + 信号橙，无衬线展示字重，去掉渐变/发光/玻璃拟态；</w:t>
+      </w:r>
+    </w:p>
+    <w:p>
+      <w:pPr>
+        <w:pStyle w:val="ListBullet"/>
+        <w:spacing w:after="40"/>
+      </w:pPr>
+      <w:r>
+        <w:rPr>
+          <w:rFonts w:ascii="微软雅黑" w:hAnsi="微软雅黑" w:eastAsia="微软雅黑"/>
+          <w:b w:val="0"/>
+          <w:color w:val="18191C"/>
+          <w:sz w:val="20"/>
+        </w:rPr>
+        <w:t>参考 GitHub 热门 skill anthropics/skills 的 frontend-design，避开模板化的暖纸/衬线方向；</w:t>
       </w:r>
     </w:p>
     <w:p>
@@ -1143,7 +1158,7 @@
           <w:color w:val="18191C"/>
           <w:sz w:val="20"/>
         </w:rPr>
-        <w:t>样式集中在 static/css/editorial.css，只覆盖视觉，不改业务。</w:t>
+        <w:t>样式集中在 static/css/editorial.css，不改业务布局。</w:t>
       </w:r>
     </w:p>
     <w:p/>
